--- a/public/labs/pmzi/ЛР5_ПМЗІ_Реалізація_алгоритму_DES.docx
+++ b/public/labs/pmzi/ЛР5_ПМЗІ_Реалізація_алгоритму_DES.docx
@@ -15,7 +15,7 @@
         <w:pStyle w:val="Subtitle"/>
       </w:pPr>
       <w:r>
-        <w:t xml:space="preserve">Реалізація алгоритму DES</w:t>
+        <w:t xml:space="preserve">Реалізація симетричного алгоритму шифрування DES. Програмна реалізація</w:t>
       </w:r>
     </w:p>
     <w:p>
@@ -403,7 +403,7 @@
         <w:rPr>
           <w:rStyle w:val="VerbatimChar"/>
         </w:rPr>
-        <w:t xml:space="preserve">│  │  L₀  │   R₀    │ ◄── │  Генерація      │ ◄── Ключ (64 біти)       │</w:t>
+        <w:t xml:space="preserve">│  │  L₀  │   R₀    │ ◄── │  Генерація      │ ◄── Ключ (64 біти)        │</w:t>
       </w:r>
       <w:r>
         <w:br/>
@@ -421,7 +421,7 @@
         <w:rPr>
           <w:rStyle w:val="VerbatimChar"/>
         </w:rPr>
-        <w:t xml:space="preserve">│  └──┬───────┬─────┘     └─────────────────┘                          │</w:t>
+        <w:t xml:space="preserve">│  └──┬───────┬─────┘     └─────────────────┘                           │</w:t>
       </w:r>
       <w:r>
         <w:br/>
@@ -666,34 +666,34 @@
         <w:rPr>
           <w:rStyle w:val="VerbatimChar"/>
         </w:rPr>
-        <w:t xml:space="preserve">│           │                        │                                  │</w:t>
-      </w:r>
-      <w:r>
-        <w:br/>
-      </w:r>
-      <w:r>
-        <w:rPr>
-          <w:rStyle w:val="VerbatimChar"/>
-        </w:rPr>
-        <w:t xml:space="preserve">│           │                        │                                  │</w:t>
-      </w:r>
-      <w:r>
-        <w:br/>
-      </w:r>
-      <w:r>
-        <w:rPr>
-          <w:rStyle w:val="VerbatimChar"/>
-        </w:rPr>
-        <w:t xml:space="preserve">│           │     ┌──────────────────┤                                  │</w:t>
-      </w:r>
-      <w:r>
-        <w:br/>
-      </w:r>
-      <w:r>
-        <w:rPr>
-          <w:rStyle w:val="VerbatimChar"/>
-        </w:rPr>
-        <w:t xml:space="preserve">│           │     │                  │                                  │</w:t>
+        <w:t xml:space="preserve">│           │                                      │                    │</w:t>
+      </w:r>
+      <w:r>
+        <w:br/>
+      </w:r>
+      <w:r>
+        <w:rPr>
+          <w:rStyle w:val="VerbatimChar"/>
+        </w:rPr>
+        <w:t xml:space="preserve">│           │                                      │                    │</w:t>
+      </w:r>
+      <w:r>
+        <w:br/>
+      </w:r>
+      <w:r>
+        <w:rPr>
+          <w:rStyle w:val="VerbatimChar"/>
+        </w:rPr>
+        <w:t xml:space="preserve">│           │     ┌────────────────────────────────┤                    │</w:t>
+      </w:r>
+      <w:r>
+        <w:br/>
+      </w:r>
+      <w:r>
+        <w:rPr>
+          <w:rStyle w:val="VerbatimChar"/>
+        </w:rPr>
+        <w:t xml:space="preserve">│           │     │                                │                    │</w:t>
       </w:r>
       <w:r>
         <w:br/>
@@ -729,25 +729,25 @@
         <w:rPr>
           <w:rStyle w:val="VerbatimChar"/>
         </w:rPr>
-        <w:t xml:space="preserve">│           │     │                  │                                  │</w:t>
-      </w:r>
-      <w:r>
-        <w:br/>
-      </w:r>
-      <w:r>
-        <w:rPr>
-          <w:rStyle w:val="VerbatimChar"/>
-        </w:rPr>
-        <w:t xml:space="preserve">│           │     │     ┌────────────┘                                  │</w:t>
-      </w:r>
-      <w:r>
-        <w:br/>
-      </w:r>
-      <w:r>
-        <w:rPr>
-          <w:rStyle w:val="VerbatimChar"/>
-        </w:rPr>
-        <w:t xml:space="preserve">│           │     │     │                                               │</w:t>
+        <w:t xml:space="preserve">│           │     │                                │                    │</w:t>
+      </w:r>
+      <w:r>
+        <w:br/>
+      </w:r>
+      <w:r>
+        <w:rPr>
+          <w:rStyle w:val="VerbatimChar"/>
+        </w:rPr>
+        <w:t xml:space="preserve">│           │     │     ┌──────────────────────────┘                    │</w:t>
+      </w:r>
+      <w:r>
+        <w:br/>
+      </w:r>
+      <w:r>
+        <w:rPr>
+          <w:rStyle w:val="VerbatimChar"/>
+        </w:rPr>
+        <w:t xml:space="preserve">│           │     │                                │                    │</w:t>
       </w:r>
       <w:r>
         <w:br/>
@@ -1812,6 +1812,20 @@
     </w:p>
     <w:p>
       <w:pPr>
+        <w:pStyle w:val="FirstParagraph"/>
+      </w:pPr>
+      <w:r>
+        <w:t xml:space="preserve">Усі таблиці DES — сталі, опубліковані у стандарті FIPS PUB 46-3. Їх не обирає</w:t>
+      </w:r>
+      <w:r>
+        <w:t xml:space="preserve"> </w:t>
+      </w:r>
+      <w:r>
+        <w:t xml:space="preserve">користувач і не залежать вони від ключа: це частина алгоритму.</w:t>
+      </w:r>
+    </w:p>
+    <w:p>
+      <w:pPr>
         <w:pStyle w:val="SourceCode"/>
       </w:pPr>
       <w:r>
@@ -1920,7 +1934,7 @@
         <w:rPr>
           <w:rStyle w:val="VerbatimChar"/>
         </w:rPr>
-        <w:t xml:space="preserve">// Кінцева перестановка IP⁻¹</w:t>
+        <w:t xml:space="preserve">// Кінцева перестановка IP^-1</w:t>
       </w:r>
       <w:r>
         <w:br/>
@@ -2022,7 +2036,7 @@
         <w:rPr>
           <w:rStyle w:val="VerbatimChar"/>
         </w:rPr>
-        <w:t xml:space="preserve">// Розширення E (32 → 48)</w:t>
+        <w:t xml:space="preserve">// Розширення E (32 -&gt; 48)</w:t>
       </w:r>
       <w:r>
         <w:br/>
@@ -2190,7 +2204,25 @@
         <w:rPr>
           <w:rStyle w:val="VerbatimChar"/>
         </w:rPr>
-        <w:t xml:space="preserve">// S-блоки (8 штук по 64 елементи)</w:t>
+        <w:t xml:space="preserve">// Вісім S-блоків. Кожен записаний одним рядком з 64 чисел:</w:t>
+      </w:r>
+      <w:r>
+        <w:br/>
+      </w:r>
+      <w:r>
+        <w:rPr>
+          <w:rStyle w:val="VerbatimChar"/>
+        </w:rPr>
+        <w:t xml:space="preserve">// перші 16 — рядок 0 таблиці, наступні 16 — рядок 1 і так далі,</w:t>
+      </w:r>
+      <w:r>
+        <w:br/>
+      </w:r>
+      <w:r>
+        <w:rPr>
+          <w:rStyle w:val="VerbatimChar"/>
+        </w:rPr>
+        <w:t xml:space="preserve">// тому елемент з рядком r і стовпцем c лежить за індексом r * 16 + c</w:t>
       </w:r>
       <w:r>
         <w:br/>
@@ -2253,16 +2285,313 @@
         <w:rPr>
           <w:rStyle w:val="VerbatimChar"/>
         </w:rPr>
-        <w:t xml:space="preserve">    // S2-S8 (аналогічно)</w:t>
-      </w:r>
-      <w:r>
-        <w:br/>
-      </w:r>
-      <w:r>
-        <w:rPr>
-          <w:rStyle w:val="VerbatimChar"/>
-        </w:rPr>
-        <w:t xml:space="preserve">    // ... (повні таблиці в додатку)</w:t>
+        <w:t xml:space="preserve">    // S2</w:t>
+      </w:r>
+      <w:r>
+        <w:br/>
+      </w:r>
+      <w:r>
+        <w:rPr>
+          <w:rStyle w:val="VerbatimChar"/>
+        </w:rPr>
+        <w:t xml:space="preserve">    {15,1,8,14,6,11,3,4,9,7,2,13,12,0,5,10,</w:t>
+      </w:r>
+      <w:r>
+        <w:br/>
+      </w:r>
+      <w:r>
+        <w:rPr>
+          <w:rStyle w:val="VerbatimChar"/>
+        </w:rPr>
+        <w:t xml:space="preserve">     3,13,4,7,15,2,8,14,12,0,1,10,6,9,11,5,</w:t>
+      </w:r>
+      <w:r>
+        <w:br/>
+      </w:r>
+      <w:r>
+        <w:rPr>
+          <w:rStyle w:val="VerbatimChar"/>
+        </w:rPr>
+        <w:t xml:space="preserve">     0,14,7,11,10,4,13,1,5,8,12,6,9,3,2,15,</w:t>
+      </w:r>
+      <w:r>
+        <w:br/>
+      </w:r>
+      <w:r>
+        <w:rPr>
+          <w:rStyle w:val="VerbatimChar"/>
+        </w:rPr>
+        <w:t xml:space="preserve">     13,8,10,1,3,15,4,2,11,6,7,12,0,5,14,9},</w:t>
+      </w:r>
+      <w:r>
+        <w:br/>
+      </w:r>
+      <w:r>
+        <w:rPr>
+          <w:rStyle w:val="VerbatimChar"/>
+        </w:rPr>
+        <w:t xml:space="preserve">    // S3</w:t>
+      </w:r>
+      <w:r>
+        <w:br/>
+      </w:r>
+      <w:r>
+        <w:rPr>
+          <w:rStyle w:val="VerbatimChar"/>
+        </w:rPr>
+        <w:t xml:space="preserve">    {10,0,9,14,6,3,15,5,1,13,12,7,11,4,2,8,</w:t>
+      </w:r>
+      <w:r>
+        <w:br/>
+      </w:r>
+      <w:r>
+        <w:rPr>
+          <w:rStyle w:val="VerbatimChar"/>
+        </w:rPr>
+        <w:t xml:space="preserve">     13,7,0,9,3,4,6,10,2,8,5,14,12,11,15,1,</w:t>
+      </w:r>
+      <w:r>
+        <w:br/>
+      </w:r>
+      <w:r>
+        <w:rPr>
+          <w:rStyle w:val="VerbatimChar"/>
+        </w:rPr>
+        <w:t xml:space="preserve">     13,6,4,9,8,15,3,0,11,1,2,12,5,10,14,7,</w:t>
+      </w:r>
+      <w:r>
+        <w:br/>
+      </w:r>
+      <w:r>
+        <w:rPr>
+          <w:rStyle w:val="VerbatimChar"/>
+        </w:rPr>
+        <w:t xml:space="preserve">     1,10,13,0,6,9,8,7,4,15,14,3,11,5,2,12},</w:t>
+      </w:r>
+      <w:r>
+        <w:br/>
+      </w:r>
+      <w:r>
+        <w:rPr>
+          <w:rStyle w:val="VerbatimChar"/>
+        </w:rPr>
+        <w:t xml:space="preserve">    // S4</w:t>
+      </w:r>
+      <w:r>
+        <w:br/>
+      </w:r>
+      <w:r>
+        <w:rPr>
+          <w:rStyle w:val="VerbatimChar"/>
+        </w:rPr>
+        <w:t xml:space="preserve">    {7,13,14,3,0,6,9,10,1,2,8,5,11,12,4,15,</w:t>
+      </w:r>
+      <w:r>
+        <w:br/>
+      </w:r>
+      <w:r>
+        <w:rPr>
+          <w:rStyle w:val="VerbatimChar"/>
+        </w:rPr>
+        <w:t xml:space="preserve">     13,8,11,5,6,15,0,3,4,7,2,12,1,10,14,9,</w:t>
+      </w:r>
+      <w:r>
+        <w:br/>
+      </w:r>
+      <w:r>
+        <w:rPr>
+          <w:rStyle w:val="VerbatimChar"/>
+        </w:rPr>
+        <w:t xml:space="preserve">     10,6,9,0,12,11,7,13,15,1,3,14,5,2,8,4,</w:t>
+      </w:r>
+      <w:r>
+        <w:br/>
+      </w:r>
+      <w:r>
+        <w:rPr>
+          <w:rStyle w:val="VerbatimChar"/>
+        </w:rPr>
+        <w:t xml:space="preserve">     3,15,0,6,10,1,13,8,9,4,5,11,12,7,2,14},</w:t>
+      </w:r>
+      <w:r>
+        <w:br/>
+      </w:r>
+      <w:r>
+        <w:rPr>
+          <w:rStyle w:val="VerbatimChar"/>
+        </w:rPr>
+        <w:t xml:space="preserve">    // S5</w:t>
+      </w:r>
+      <w:r>
+        <w:br/>
+      </w:r>
+      <w:r>
+        <w:rPr>
+          <w:rStyle w:val="VerbatimChar"/>
+        </w:rPr>
+        <w:t xml:space="preserve">    {2,12,4,1,7,10,11,6,8,5,3,15,13,0,14,9,</w:t>
+      </w:r>
+      <w:r>
+        <w:br/>
+      </w:r>
+      <w:r>
+        <w:rPr>
+          <w:rStyle w:val="VerbatimChar"/>
+        </w:rPr>
+        <w:t xml:space="preserve">     14,11,2,12,4,7,13,1,5,0,15,10,3,9,8,6,</w:t>
+      </w:r>
+      <w:r>
+        <w:br/>
+      </w:r>
+      <w:r>
+        <w:rPr>
+          <w:rStyle w:val="VerbatimChar"/>
+        </w:rPr>
+        <w:t xml:space="preserve">     4,2,1,11,10,13,7,8,15,9,12,5,6,3,0,14,</w:t>
+      </w:r>
+      <w:r>
+        <w:br/>
+      </w:r>
+      <w:r>
+        <w:rPr>
+          <w:rStyle w:val="VerbatimChar"/>
+        </w:rPr>
+        <w:t xml:space="preserve">     11,8,12,7,1,14,2,13,6,15,0,9,10,4,5,3},</w:t>
+      </w:r>
+      <w:r>
+        <w:br/>
+      </w:r>
+      <w:r>
+        <w:rPr>
+          <w:rStyle w:val="VerbatimChar"/>
+        </w:rPr>
+        <w:t xml:space="preserve">    // S6</w:t>
+      </w:r>
+      <w:r>
+        <w:br/>
+      </w:r>
+      <w:r>
+        <w:rPr>
+          <w:rStyle w:val="VerbatimChar"/>
+        </w:rPr>
+        <w:t xml:space="preserve">    {12,1,10,15,9,2,6,8,0,13,3,4,14,7,5,11,</w:t>
+      </w:r>
+      <w:r>
+        <w:br/>
+      </w:r>
+      <w:r>
+        <w:rPr>
+          <w:rStyle w:val="VerbatimChar"/>
+        </w:rPr>
+        <w:t xml:space="preserve">     10,15,4,2,7,12,9,5,6,1,13,14,0,11,3,8,</w:t>
+      </w:r>
+      <w:r>
+        <w:br/>
+      </w:r>
+      <w:r>
+        <w:rPr>
+          <w:rStyle w:val="VerbatimChar"/>
+        </w:rPr>
+        <w:t xml:space="preserve">     9,14,15,5,2,8,12,3,7,0,4,10,1,13,11,6,</w:t>
+      </w:r>
+      <w:r>
+        <w:br/>
+      </w:r>
+      <w:r>
+        <w:rPr>
+          <w:rStyle w:val="VerbatimChar"/>
+        </w:rPr>
+        <w:t xml:space="preserve">     4,3,2,12,9,5,15,10,11,14,1,7,6,0,8,13},</w:t>
+      </w:r>
+      <w:r>
+        <w:br/>
+      </w:r>
+      <w:r>
+        <w:rPr>
+          <w:rStyle w:val="VerbatimChar"/>
+        </w:rPr>
+        <w:t xml:space="preserve">    // S7</w:t>
+      </w:r>
+      <w:r>
+        <w:br/>
+      </w:r>
+      <w:r>
+        <w:rPr>
+          <w:rStyle w:val="VerbatimChar"/>
+        </w:rPr>
+        <w:t xml:space="preserve">    {4,11,2,14,15,0,8,13,3,12,9,7,5,10,6,1,</w:t>
+      </w:r>
+      <w:r>
+        <w:br/>
+      </w:r>
+      <w:r>
+        <w:rPr>
+          <w:rStyle w:val="VerbatimChar"/>
+        </w:rPr>
+        <w:t xml:space="preserve">     13,0,11,7,4,9,1,10,14,3,5,12,2,15,8,6,</w:t>
+      </w:r>
+      <w:r>
+        <w:br/>
+      </w:r>
+      <w:r>
+        <w:rPr>
+          <w:rStyle w:val="VerbatimChar"/>
+        </w:rPr>
+        <w:t xml:space="preserve">     1,4,11,13,12,3,7,14,10,15,6,8,0,5,9,2,</w:t>
+      </w:r>
+      <w:r>
+        <w:br/>
+      </w:r>
+      <w:r>
+        <w:rPr>
+          <w:rStyle w:val="VerbatimChar"/>
+        </w:rPr>
+        <w:t xml:space="preserve">     6,11,13,8,1,4,10,7,9,5,0,15,14,2,3,12},</w:t>
+      </w:r>
+      <w:r>
+        <w:br/>
+      </w:r>
+      <w:r>
+        <w:rPr>
+          <w:rStyle w:val="VerbatimChar"/>
+        </w:rPr>
+        <w:t xml:space="preserve">    // S8</w:t>
+      </w:r>
+      <w:r>
+        <w:br/>
+      </w:r>
+      <w:r>
+        <w:rPr>
+          <w:rStyle w:val="VerbatimChar"/>
+        </w:rPr>
+        <w:t xml:space="preserve">    {13,2,8,4,6,15,11,1,10,9,3,14,5,0,12,7,</w:t>
+      </w:r>
+      <w:r>
+        <w:br/>
+      </w:r>
+      <w:r>
+        <w:rPr>
+          <w:rStyle w:val="VerbatimChar"/>
+        </w:rPr>
+        <w:t xml:space="preserve">     1,15,13,8,10,3,7,4,12,5,6,11,0,14,9,2,</w:t>
+      </w:r>
+      <w:r>
+        <w:br/>
+      </w:r>
+      <w:r>
+        <w:rPr>
+          <w:rStyle w:val="VerbatimChar"/>
+        </w:rPr>
+        <w:t xml:space="preserve">     7,11,4,1,9,12,14,2,0,6,10,13,15,3,5,8,</w:t>
+      </w:r>
+      <w:r>
+        <w:br/>
+      </w:r>
+      <w:r>
+        <w:rPr>
+          <w:rStyle w:val="VerbatimChar"/>
+        </w:rPr>
+        <w:t xml:space="preserve">     2,1,14,7,4,10,8,13,15,12,9,0,3,5,6,11}</w:t>
       </w:r>
       <w:r>
         <w:br/>
@@ -4408,13 +4737,30 @@
       </w:tr>
     </w:tbl>
     <w:bookmarkEnd w:id="25"/>
-    <w:bookmarkStart w:id="26" w:name="контрольні-запитання"/>
+    <w:bookmarkStart w:id="29" w:name="контрольні-запитання"/>
     <w:p>
       <w:pPr>
         <w:pStyle w:val="Heading2"/>
       </w:pPr>
       <w:r>
         <w:t xml:space="preserve">Контрольні запитання</w:t>
+      </w:r>
+    </w:p>
+    <w:p>
+      <w:pPr>
+        <w:pStyle w:val="FirstParagraph"/>
+      </w:pPr>
+      <w:r>
+        <w:t xml:space="preserve">Запитання згруповано за рівнями навчальних досягнень. Для позитивної оцінки студент має відповісти на запитання середнього рівня, оцінка «добре» потребує відповідей достатнього рівня, оцінка «відмінно» — високого.</w:t>
+      </w:r>
+    </w:p>
+    <w:bookmarkStart w:id="26" w:name="середній-рівень-репродуктивний"/>
+    <w:p>
+      <w:pPr>
+        <w:pStyle w:val="Heading3"/>
+      </w:pPr>
+      <w:r>
+        <w:t xml:space="preserve">Середній рівень (репродуктивний)</w:t>
       </w:r>
     </w:p>
     <w:p>
@@ -4427,7 +4773,7 @@
         <w:jc w:val="both"/>
       </w:pPr>
       <w:r>
-        <w:t xml:space="preserve">Скільки раундів в алгоритмі DES?</w:t>
+        <w:t xml:space="preserve">Скільки раундів має алгоритм DES?</w:t>
       </w:r>
     </w:p>
     <w:p>
@@ -4440,7 +4786,7 @@
         <w:jc w:val="both"/>
       </w:pPr>
       <w:r>
-        <w:t xml:space="preserve">Яка роль S-блоків у безпеці DES?</w:t>
+        <w:t xml:space="preserve">Яка довжина ключа DES і скільки біт з них є значущими?</w:t>
       </w:r>
     </w:p>
     <w:p>
@@ -4453,7 +4799,7 @@
         <w:jc w:val="both"/>
       </w:pPr>
       <w:r>
-        <w:t xml:space="preserve">Чому DES вважається застарілим? Яка довжина його ключа?</w:t>
+        <w:t xml:space="preserve">Що таке мережа Фейстеля?</w:t>
       </w:r>
     </w:p>
     <w:p>
@@ -4466,7 +4812,7 @@
         <w:jc w:val="both"/>
       </w:pPr>
       <w:r>
-        <w:t xml:space="preserve">Що таке 3DES і як він вирішує проблему короткого ключа?</w:t>
+        <w:t xml:space="preserve">Яку роль відіграють S-блоки?</w:t>
       </w:r>
     </w:p>
     <w:p>
@@ -4479,7 +4825,7 @@
         <w:jc w:val="both"/>
       </w:pPr>
       <w:r>
-        <w:t xml:space="preserve">Як працює мережа Фейстеля? Чому дешифрування працює з тими ж операціями?</w:t>
+        <w:t xml:space="preserve">Навіщо потрібні початкова та кінцева перестановки IP та IP⁻¹?</w:t>
       </w:r>
     </w:p>
     <w:p>
@@ -4492,7 +4838,7 @@
         <w:jc w:val="both"/>
       </w:pPr>
       <w:r>
-        <w:t xml:space="preserve">Навіщо потрібні перестановки IP та IP⁻¹?</w:t>
+        <w:t xml:space="preserve">Як генеруються 16 підключів з одного 64-бітного ключа?</w:t>
       </w:r>
     </w:p>
     <w:p>
@@ -4505,7 +4851,7 @@
         <w:jc w:val="both"/>
       </w:pPr>
       <w:r>
-        <w:t xml:space="preserve">Як генеруються 16 підключів з одного 64-бітного ключа?</w:t>
+        <w:t xml:space="preserve">Що таке лавинний ефект?</w:t>
       </w:r>
     </w:p>
     <w:p>
@@ -4518,7 +4864,17 @@
         <w:jc w:val="both"/>
       </w:pPr>
       <w:r>
-        <w:t xml:space="preserve">Що таке лавинний ефект і як він реалізований в DES?</w:t>
+        <w:t xml:space="preserve">Чим відрізняються режими роботи ECB та CBC?</w:t>
+      </w:r>
+    </w:p>
+    <w:bookmarkEnd w:id="26"/>
+    <w:bookmarkStart w:id="27" w:name="Xf8a59b0220f3a7cb520922cfcf2989f7f66f7c3"/>
+    <w:p>
+      <w:pPr>
+        <w:pStyle w:val="Heading3"/>
+      </w:pPr>
+      <w:r>
+        <w:t xml:space="preserve">Достатній рівень (конструктивно-варіативний)</w:t>
       </w:r>
     </w:p>
     <w:p>
@@ -4526,12 +4882,12 @@
         <w:pStyle w:val="Compact"/>
         <w:numPr>
           <w:ilvl w:val="0"/>
-          <w:numId w:val="1004"/>
+          <w:numId w:val="1005"/>
         </w:numPr>
         <w:jc w:val="both"/>
       </w:pPr>
       <w:r>
-        <w:t xml:space="preserve">Чим відрізняються режими ECB та CBC?</w:t>
+        <w:t xml:space="preserve">Чому дешифрування в мережі Фейстеля виконується тими самими операціями, що й шифрування?</w:t>
       </w:r>
     </w:p>
     <w:p>
@@ -4539,15 +4895,156 @@
         <w:pStyle w:val="Compact"/>
         <w:numPr>
           <w:ilvl w:val="0"/>
-          <w:numId w:val="1004"/>
+          <w:numId w:val="1005"/>
         </w:numPr>
         <w:jc w:val="both"/>
       </w:pPr>
       <w:r>
-        <w:t xml:space="preserve">Що таке слабкі ключі DES?</w:t>
-      </w:r>
-    </w:p>
-    <w:bookmarkEnd w:id="26"/>
+        <w:t xml:space="preserve">Чому саме S-блоки забезпечують нелінійність алгоритму?</w:t>
+      </w:r>
+    </w:p>
+    <w:p>
+      <w:pPr>
+        <w:pStyle w:val="Compact"/>
+        <w:numPr>
+          <w:ilvl w:val="0"/>
+          <w:numId w:val="1005"/>
+        </w:numPr>
+        <w:jc w:val="both"/>
+      </w:pPr>
+      <w:r>
+        <w:t xml:space="preserve">Чому DES вважається застарілим? Скільки часу потрібно на повний перебір його ключа сьогодні?</w:t>
+      </w:r>
+    </w:p>
+    <w:p>
+      <w:pPr>
+        <w:pStyle w:val="Compact"/>
+        <w:numPr>
+          <w:ilvl w:val="0"/>
+          <w:numId w:val="1005"/>
+        </w:numPr>
+        <w:jc w:val="both"/>
+      </w:pPr>
+      <w:r>
+        <w:t xml:space="preserve">Як 3DES розв’язує проблему короткого ключа і чому він не втричі стійкіший?</w:t>
+      </w:r>
+    </w:p>
+    <w:p>
+      <w:pPr>
+        <w:pStyle w:val="Compact"/>
+        <w:numPr>
+          <w:ilvl w:val="0"/>
+          <w:numId w:val="1005"/>
+        </w:numPr>
+        <w:jc w:val="both"/>
+      </w:pPr>
+      <w:r>
+        <w:t xml:space="preserve">Що таке слабкі ключі DES і чому їх слід уникати?</w:t>
+      </w:r>
+    </w:p>
+    <w:p>
+      <w:pPr>
+        <w:pStyle w:val="Compact"/>
+        <w:numPr>
+          <w:ilvl w:val="0"/>
+          <w:numId w:val="1005"/>
+        </w:numPr>
+        <w:jc w:val="both"/>
+      </w:pPr>
+      <w:r>
+        <w:t xml:space="preserve">Чому режим ECB не приховує структуру даних? Наведіть приклад, де це видно.</w:t>
+      </w:r>
+    </w:p>
+    <w:p>
+      <w:pPr>
+        <w:pStyle w:val="Compact"/>
+        <w:numPr>
+          <w:ilvl w:val="0"/>
+          <w:numId w:val="1005"/>
+        </w:numPr>
+        <w:jc w:val="both"/>
+      </w:pPr>
+      <w:r>
+        <w:t xml:space="preserve">Яку роль відіграє вектор ініціалізації в режимі CBC?</w:t>
+      </w:r>
+    </w:p>
+    <w:p>
+      <w:pPr>
+        <w:pStyle w:val="Compact"/>
+        <w:numPr>
+          <w:ilvl w:val="0"/>
+          <w:numId w:val="1005"/>
+        </w:numPr>
+        <w:jc w:val="both"/>
+      </w:pPr>
+      <w:r>
+        <w:t xml:space="preserve">Як перевірити правильність реалізації DES без стороннього програмного забезпечення?</w:t>
+      </w:r>
+    </w:p>
+    <w:bookmarkEnd w:id="27"/>
+    <w:bookmarkStart w:id="28" w:name="високий-рівень-творчий"/>
+    <w:p>
+      <w:pPr>
+        <w:pStyle w:val="Heading3"/>
+      </w:pPr>
+      <w:r>
+        <w:t xml:space="preserve">Високий рівень (творчий)</w:t>
+      </w:r>
+    </w:p>
+    <w:p>
+      <w:pPr>
+        <w:pStyle w:val="Compact"/>
+        <w:numPr>
+          <w:ilvl w:val="0"/>
+          <w:numId w:val="1006"/>
+        </w:numPr>
+        <w:jc w:val="both"/>
+      </w:pPr>
+      <w:r>
+        <w:t xml:space="preserve">Поясніть, як саме поєднання перестановок і підстановок реалізує принципи розсіювання та перемішування Шеннона в DES.</w:t>
+      </w:r>
+    </w:p>
+    <w:p>
+      <w:pPr>
+        <w:pStyle w:val="Compact"/>
+        <w:numPr>
+          <w:ilvl w:val="0"/>
+          <w:numId w:val="1006"/>
+        </w:numPr>
+        <w:jc w:val="both"/>
+      </w:pPr>
+      <w:r>
+        <w:t xml:space="preserve">Оцініть, у скільки разів зросте стійкість, якщо збільшити кількість раундів DES з 16 до 32. Що при цьому програємо?</w:t>
+      </w:r>
+    </w:p>
+    <w:p>
+      <w:pPr>
+        <w:pStyle w:val="Compact"/>
+        <w:numPr>
+          <w:ilvl w:val="0"/>
+          <w:numId w:val="1006"/>
+        </w:numPr>
+        <w:jc w:val="both"/>
+      </w:pPr>
+      <w:r>
+        <w:t xml:space="preserve">Порівняйте DES і AES за довжиною ключа, структурою та швидкодією. Чому індустрія перейшла саме на AES?</w:t>
+      </w:r>
+    </w:p>
+    <w:p>
+      <w:pPr>
+        <w:pStyle w:val="Compact"/>
+        <w:numPr>
+          <w:ilvl w:val="0"/>
+          <w:numId w:val="1006"/>
+        </w:numPr>
+        <w:jc w:val="both"/>
+      </w:pPr>
+      <w:r>
+        <w:t xml:space="preserve">Сформулюйте, за яких умов сьогодні ще припустимо застосовувати 3DES, і обґрунтуйте відповідь.</w:t>
+      </w:r>
+    </w:p>
+    <w:bookmarkEnd w:id="28"/>
+    <w:bookmarkEnd w:id="29"/>
     <w:sectPr>
       <w:pgSz w:h="16838" w:orient="portrait" w:w="11906"/>
       <w:pgMar w:bottom="1134" w:footer="708" w:gutter="0" w:header="708" w:left="1418" w:right="851" w:top="1134"/>
@@ -4875,6 +5372,66 @@
     <w:abstractNumId w:val="991"/>
   </w:num>
   <w:num w:numId="1004">
+    <w:abstractNumId w:val="99411"/>
+    <w:lvlOverride w:ilvl="0">
+      <w:startOverride w:val="1"/>
+    </w:lvlOverride>
+    <w:lvlOverride w:ilvl="1">
+      <w:startOverride w:val="1"/>
+    </w:lvlOverride>
+    <w:lvlOverride w:ilvl="2">
+      <w:startOverride w:val="1"/>
+    </w:lvlOverride>
+    <w:lvlOverride w:ilvl="3">
+      <w:startOverride w:val="1"/>
+    </w:lvlOverride>
+    <w:lvlOverride w:ilvl="4">
+      <w:startOverride w:val="1"/>
+    </w:lvlOverride>
+    <w:lvlOverride w:ilvl="5">
+      <w:startOverride w:val="1"/>
+    </w:lvlOverride>
+    <w:lvlOverride w:ilvl="6">
+      <w:startOverride w:val="1"/>
+    </w:lvlOverride>
+    <w:lvlOverride w:ilvl="7">
+      <w:startOverride w:val="1"/>
+    </w:lvlOverride>
+    <w:lvlOverride w:ilvl="8">
+      <w:startOverride w:val="1"/>
+    </w:lvlOverride>
+  </w:num>
+  <w:num w:numId="1005">
+    <w:abstractNumId w:val="99411"/>
+    <w:lvlOverride w:ilvl="0">
+      <w:startOverride w:val="1"/>
+    </w:lvlOverride>
+    <w:lvlOverride w:ilvl="1">
+      <w:startOverride w:val="1"/>
+    </w:lvlOverride>
+    <w:lvlOverride w:ilvl="2">
+      <w:startOverride w:val="1"/>
+    </w:lvlOverride>
+    <w:lvlOverride w:ilvl="3">
+      <w:startOverride w:val="1"/>
+    </w:lvlOverride>
+    <w:lvlOverride w:ilvl="4">
+      <w:startOverride w:val="1"/>
+    </w:lvlOverride>
+    <w:lvlOverride w:ilvl="5">
+      <w:startOverride w:val="1"/>
+    </w:lvlOverride>
+    <w:lvlOverride w:ilvl="6">
+      <w:startOverride w:val="1"/>
+    </w:lvlOverride>
+    <w:lvlOverride w:ilvl="7">
+      <w:startOverride w:val="1"/>
+    </w:lvlOverride>
+    <w:lvlOverride w:ilvl="8">
+      <w:startOverride w:val="1"/>
+    </w:lvlOverride>
+  </w:num>
+  <w:num w:numId="1006">
     <w:abstractNumId w:val="99411"/>
     <w:lvlOverride w:ilvl="0">
       <w:startOverride w:val="1"/>
